--- a/Przewodnik po artefaktach.docx
+++ b/Przewodnik po artefaktach.docx
@@ -69,14 +69,7 @@
           <w:sz w:val="72"/>
           <w:szCs w:val="72"/>
         </w:rPr>
-        <w:t>Przewodnik</w:t>
-      </w:r>
-      <w:r>
-        <w:rPr>
-          <w:sz w:val="72"/>
-          <w:szCs w:val="72"/>
-        </w:rPr>
-        <w:t xml:space="preserve"> po artefaktach </w:t>
+        <w:t xml:space="preserve">Przewodnik po artefaktach </w:t>
       </w:r>
     </w:p>
     <w:p>
@@ -519,6 +512,17 @@
           <w:numId w:val="5"/>
         </w:numPr>
       </w:pPr>
+      <w:r>
+        <w:t>/</w:t>
+      </w:r>
+      <w:proofErr w:type="spellStart"/>
+      <w:r>
+        <w:t>code</w:t>
+      </w:r>
+      <w:proofErr w:type="spellEnd"/>
+      <w:r>
+        <w:t>/</w:t>
+      </w:r>
       <w:proofErr w:type="spellStart"/>
       <w:r>
         <w:t>DBNotesAi</w:t>
@@ -1972,6 +1976,7 @@
   <w:style w:type="character" w:default="1" w:styleId="Domylnaczcionkaakapitu">
     <w:name w:val="Default Paragraph Font"/>
     <w:uiPriority w:val="1"/>
+    <w:semiHidden/>
     <w:unhideWhenUsed/>
   </w:style>
   <w:style w:type="table" w:default="1" w:styleId="Standardowy">
